--- a/Screenshot and Table Result/Test table.docx
+++ b/Screenshot and Table Result/Test table.docx
@@ -31,9 +31,9 @@
         <w:gridCol w:w="1328"/>
         <w:gridCol w:w="1781"/>
         <w:gridCol w:w="1781"/>
-        <w:gridCol w:w="2423"/>
-        <w:gridCol w:w="759"/>
-        <w:gridCol w:w="1232"/>
+        <w:gridCol w:w="2422"/>
+        <w:gridCol w:w="760"/>
+        <w:gridCol w:w="1231"/>
       </w:tblGrid>
       <w:tr>
         <w:trPr>
@@ -121,7 +121,7 @@
         </w:tc>
         <w:tc>
           <w:tcPr>
-            <w:tcW w:w="2423" w:type="dxa"/>
+            <w:tcW w:w="2422" w:type="dxa"/>
             <w:tcBorders/>
             <w:vAlign w:val="center"/>
           </w:tcPr>
@@ -141,7 +141,7 @@
         </w:tc>
         <w:tc>
           <w:tcPr>
-            <w:tcW w:w="759" w:type="dxa"/>
+            <w:tcW w:w="760" w:type="dxa"/>
             <w:tcBorders/>
             <w:vAlign w:val="center"/>
           </w:tcPr>
@@ -161,7 +161,7 @@
         </w:tc>
         <w:tc>
           <w:tcPr>
-            <w:tcW w:w="1232" w:type="dxa"/>
+            <w:tcW w:w="1231" w:type="dxa"/>
             <w:tcBorders/>
             <w:vAlign w:val="center"/>
           </w:tcPr>
@@ -268,7 +268,7 @@
         </w:tc>
         <w:tc>
           <w:tcPr>
-            <w:tcW w:w="2423" w:type="dxa"/>
+            <w:tcW w:w="2422" w:type="dxa"/>
             <w:tcBorders/>
             <w:vAlign w:val="center"/>
           </w:tcPr>
@@ -289,28 +289,28 @@
         </w:tc>
         <w:tc>
           <w:tcPr>
-            <w:tcW w:w="759" w:type="dxa"/>
-            <w:tcBorders/>
-            <w:vAlign w:val="center"/>
-          </w:tcPr>
-          <w:p>
-            <w:pPr>
-              <w:pStyle w:val="TableContents"/>
-              <w:widowControl w:val="false"/>
-              <w:suppressLineNumbers/>
-              <w:bidi w:val="0"/>
-              <w:jc w:val="start"/>
-              <w:rPr/>
-            </w:pPr>
-            <w:r>
-              <w:rPr/>
-              <w:t>☐</w:t>
-            </w:r>
-          </w:p>
-        </w:tc>
-        <w:tc>
-          <w:tcPr>
-            <w:tcW w:w="1232" w:type="dxa"/>
+            <w:tcW w:w="760" w:type="dxa"/>
+            <w:tcBorders/>
+            <w:vAlign w:val="center"/>
+          </w:tcPr>
+          <w:p>
+            <w:pPr>
+              <w:pStyle w:val="TableContents"/>
+              <w:widowControl w:val="false"/>
+              <w:suppressLineNumbers/>
+              <w:bidi w:val="0"/>
+              <w:jc w:val="start"/>
+              <w:rPr/>
+            </w:pPr>
+            <w:r>
+              <w:rPr/>
+              <w:t>Worked!</w:t>
+            </w:r>
+          </w:p>
+        </w:tc>
+        <w:tc>
+          <w:tcPr>
+            <w:tcW w:w="1231" w:type="dxa"/>
             <w:tcBorders/>
             <w:vAlign w:val="center"/>
           </w:tcPr>
@@ -418,7 +418,7 @@
         </w:tc>
         <w:tc>
           <w:tcPr>
-            <w:tcW w:w="2423" w:type="dxa"/>
+            <w:tcW w:w="2422" w:type="dxa"/>
             <w:tcBorders/>
             <w:vAlign w:val="center"/>
           </w:tcPr>
@@ -439,28 +439,28 @@
         </w:tc>
         <w:tc>
           <w:tcPr>
-            <w:tcW w:w="759" w:type="dxa"/>
-            <w:tcBorders/>
-            <w:vAlign w:val="center"/>
-          </w:tcPr>
-          <w:p>
-            <w:pPr>
-              <w:pStyle w:val="TableContents"/>
-              <w:widowControl w:val="false"/>
-              <w:suppressLineNumbers/>
-              <w:bidi w:val="0"/>
-              <w:jc w:val="start"/>
-              <w:rPr/>
-            </w:pPr>
-            <w:r>
-              <w:rPr/>
-              <w:t>☐</w:t>
-            </w:r>
-          </w:p>
-        </w:tc>
-        <w:tc>
-          <w:tcPr>
-            <w:tcW w:w="1232" w:type="dxa"/>
+            <w:tcW w:w="760" w:type="dxa"/>
+            <w:tcBorders/>
+            <w:vAlign w:val="center"/>
+          </w:tcPr>
+          <w:p>
+            <w:pPr>
+              <w:pStyle w:val="TableContents"/>
+              <w:widowControl w:val="false"/>
+              <w:suppressLineNumbers/>
+              <w:bidi w:val="0"/>
+              <w:jc w:val="start"/>
+              <w:rPr/>
+            </w:pPr>
+            <w:r>
+              <w:rPr/>
+              <w:t>Worked</w:t>
+            </w:r>
+          </w:p>
+        </w:tc>
+        <w:tc>
+          <w:tcPr>
+            <w:tcW w:w="1231" w:type="dxa"/>
             <w:tcBorders/>
             <w:vAlign w:val="center"/>
           </w:tcPr>
@@ -568,7 +568,7 @@
         </w:tc>
         <w:tc>
           <w:tcPr>
-            <w:tcW w:w="2423" w:type="dxa"/>
+            <w:tcW w:w="2422" w:type="dxa"/>
             <w:tcBorders/>
             <w:vAlign w:val="center"/>
           </w:tcPr>
@@ -589,28 +589,28 @@
         </w:tc>
         <w:tc>
           <w:tcPr>
-            <w:tcW w:w="759" w:type="dxa"/>
-            <w:tcBorders/>
-            <w:vAlign w:val="center"/>
-          </w:tcPr>
-          <w:p>
-            <w:pPr>
-              <w:pStyle w:val="TableContents"/>
-              <w:widowControl w:val="false"/>
-              <w:suppressLineNumbers/>
-              <w:bidi w:val="0"/>
-              <w:jc w:val="start"/>
-              <w:rPr/>
-            </w:pPr>
-            <w:r>
-              <w:rPr/>
-              <w:t>☐</w:t>
-            </w:r>
-          </w:p>
-        </w:tc>
-        <w:tc>
-          <w:tcPr>
-            <w:tcW w:w="1232" w:type="dxa"/>
+            <w:tcW w:w="760" w:type="dxa"/>
+            <w:tcBorders/>
+            <w:vAlign w:val="center"/>
+          </w:tcPr>
+          <w:p>
+            <w:pPr>
+              <w:pStyle w:val="TableContents"/>
+              <w:widowControl w:val="false"/>
+              <w:suppressLineNumbers/>
+              <w:bidi w:val="0"/>
+              <w:jc w:val="start"/>
+              <w:rPr/>
+            </w:pPr>
+            <w:r>
+              <w:rPr/>
+              <w:t>worked</w:t>
+            </w:r>
+          </w:p>
+        </w:tc>
+        <w:tc>
+          <w:tcPr>
+            <w:tcW w:w="1231" w:type="dxa"/>
             <w:tcBorders/>
             <w:vAlign w:val="center"/>
           </w:tcPr>
@@ -718,7 +718,7 @@
         </w:tc>
         <w:tc>
           <w:tcPr>
-            <w:tcW w:w="2423" w:type="dxa"/>
+            <w:tcW w:w="2422" w:type="dxa"/>
             <w:tcBorders/>
             <w:vAlign w:val="center"/>
           </w:tcPr>
@@ -739,7 +739,7 @@
         </w:tc>
         <w:tc>
           <w:tcPr>
-            <w:tcW w:w="759" w:type="dxa"/>
+            <w:tcW w:w="760" w:type="dxa"/>
             <w:tcBorders/>
             <w:vAlign w:val="center"/>
           </w:tcPr>
@@ -760,7 +760,7 @@
         </w:tc>
         <w:tc>
           <w:tcPr>
-            <w:tcW w:w="1232" w:type="dxa"/>
+            <w:tcW w:w="1231" w:type="dxa"/>
             <w:tcBorders/>
             <w:vAlign w:val="center"/>
           </w:tcPr>
@@ -868,7 +868,7 @@
         </w:tc>
         <w:tc>
           <w:tcPr>
-            <w:tcW w:w="2423" w:type="dxa"/>
+            <w:tcW w:w="2422" w:type="dxa"/>
             <w:tcBorders/>
             <w:vAlign w:val="center"/>
           </w:tcPr>
@@ -889,7 +889,7 @@
         </w:tc>
         <w:tc>
           <w:tcPr>
-            <w:tcW w:w="759" w:type="dxa"/>
+            <w:tcW w:w="760" w:type="dxa"/>
             <w:tcBorders/>
             <w:vAlign w:val="center"/>
           </w:tcPr>
@@ -910,7 +910,7 @@
         </w:tc>
         <w:tc>
           <w:tcPr>
-            <w:tcW w:w="1232" w:type="dxa"/>
+            <w:tcW w:w="1231" w:type="dxa"/>
             <w:tcBorders/>
             <w:vAlign w:val="center"/>
           </w:tcPr>
@@ -1026,7 +1026,7 @@
         </w:tc>
         <w:tc>
           <w:tcPr>
-            <w:tcW w:w="2423" w:type="dxa"/>
+            <w:tcW w:w="2422" w:type="dxa"/>
             <w:tcBorders/>
             <w:vAlign w:val="center"/>
           </w:tcPr>
@@ -1047,7 +1047,7 @@
         </w:tc>
         <w:tc>
           <w:tcPr>
-            <w:tcW w:w="759" w:type="dxa"/>
+            <w:tcW w:w="760" w:type="dxa"/>
             <w:tcBorders/>
             <w:vAlign w:val="center"/>
           </w:tcPr>
@@ -1068,7 +1068,7 @@
         </w:tc>
         <w:tc>
           <w:tcPr>
-            <w:tcW w:w="1232" w:type="dxa"/>
+            <w:tcW w:w="1231" w:type="dxa"/>
             <w:tcBorders/>
             <w:vAlign w:val="center"/>
           </w:tcPr>
@@ -1176,7 +1176,7 @@
         </w:tc>
         <w:tc>
           <w:tcPr>
-            <w:tcW w:w="2423" w:type="dxa"/>
+            <w:tcW w:w="2422" w:type="dxa"/>
             <w:tcBorders/>
             <w:vAlign w:val="center"/>
           </w:tcPr>
@@ -1201,7 +1201,7 @@
         </w:tc>
         <w:tc>
           <w:tcPr>
-            <w:tcW w:w="759" w:type="dxa"/>
+            <w:tcW w:w="760" w:type="dxa"/>
             <w:tcBorders/>
             <w:vAlign w:val="center"/>
           </w:tcPr>
@@ -1222,7 +1222,7 @@
         </w:tc>
         <w:tc>
           <w:tcPr>
-            <w:tcW w:w="1232" w:type="dxa"/>
+            <w:tcW w:w="1231" w:type="dxa"/>
             <w:tcBorders/>
             <w:vAlign w:val="center"/>
           </w:tcPr>
@@ -1330,7 +1330,7 @@
         </w:tc>
         <w:tc>
           <w:tcPr>
-            <w:tcW w:w="2423" w:type="dxa"/>
+            <w:tcW w:w="2422" w:type="dxa"/>
             <w:tcBorders/>
             <w:vAlign w:val="center"/>
           </w:tcPr>
@@ -1351,7 +1351,7 @@
         </w:tc>
         <w:tc>
           <w:tcPr>
-            <w:tcW w:w="759" w:type="dxa"/>
+            <w:tcW w:w="760" w:type="dxa"/>
             <w:tcBorders/>
             <w:vAlign w:val="center"/>
           </w:tcPr>
@@ -1372,7 +1372,7 @@
         </w:tc>
         <w:tc>
           <w:tcPr>
-            <w:tcW w:w="1232" w:type="dxa"/>
+            <w:tcW w:w="1231" w:type="dxa"/>
             <w:tcBorders/>
             <w:vAlign w:val="center"/>
           </w:tcPr>
@@ -1480,7 +1480,7 @@
         </w:tc>
         <w:tc>
           <w:tcPr>
-            <w:tcW w:w="2423" w:type="dxa"/>
+            <w:tcW w:w="2422" w:type="dxa"/>
             <w:tcBorders/>
             <w:vAlign w:val="center"/>
           </w:tcPr>
@@ -1501,7 +1501,7 @@
         </w:tc>
         <w:tc>
           <w:tcPr>
-            <w:tcW w:w="759" w:type="dxa"/>
+            <w:tcW w:w="760" w:type="dxa"/>
             <w:tcBorders/>
             <w:vAlign w:val="center"/>
           </w:tcPr>
@@ -1522,7 +1522,7 @@
         </w:tc>
         <w:tc>
           <w:tcPr>
-            <w:tcW w:w="1232" w:type="dxa"/>
+            <w:tcW w:w="1231" w:type="dxa"/>
             <w:tcBorders/>
             <w:vAlign w:val="center"/>
           </w:tcPr>
@@ -1630,7 +1630,7 @@
         </w:tc>
         <w:tc>
           <w:tcPr>
-            <w:tcW w:w="2423" w:type="dxa"/>
+            <w:tcW w:w="2422" w:type="dxa"/>
             <w:tcBorders/>
             <w:vAlign w:val="center"/>
           </w:tcPr>
@@ -1693,6 +1693,7 @@
       <w:pgNumType w:fmt="decimal"/>
       <w:formProt w:val="false"/>
       <w:textDirection w:val="lrTb"/>
+      <w:docGrid w:type="default" w:linePitch="100" w:charSpace="0"/>
     </w:sectPr>
   </w:body>
 </w:document>
@@ -1712,7 +1713,6 @@
     </w:rPrDefault>
     <w:pPrDefault>
       <w:pPr>
-        <w:widowControl/>
         <w:suppressAutoHyphens w:val="true"/>
       </w:pPr>
     </w:pPrDefault>
@@ -1722,7 +1722,10 @@
     <w:qFormat/>
     <w:pPr>
       <w:widowControl/>
+      <w:suppressAutoHyphens w:val="true"/>
       <w:bidi w:val="0"/>
+      <w:spacing w:before="0" w:after="0"/>
+      <w:jc w:val="start"/>
     </w:pPr>
     <w:rPr>
       <w:rFonts w:ascii="Liberation Serif" w:hAnsi="Liberation Serif" w:eastAsia="Noto Serif CJK SC" w:cs="FreeSans"/>
